--- a/output/TableS2_HWISE_PSS_overall.docx
+++ b/output/TableS2_HWISE_PSS_overall.docx
@@ -35,7 +35,7 @@
         <w:tblLook w:firstRow="1" w:lastRow="0" w:firstColumn="0" w:lastColumn="0" w:noHBand="0" w:noVBand="1"/>
       </w:tblPr>
       <w:tblGrid>
-        <w:gridCol w:w="3051"/>
+        <w:gridCol w:w="3174"/>
         <w:gridCol w:w="3126"/>
       </w:tblGrid>
       <w:tr>
@@ -968,7 +968,7 @@
                 <w:szCs w:val="22"/>
                 <w:color w:val="000000"/>
               </w:rPr>
-              <w:t xml:space="preserve"/>
+              <w:t xml:space="preserve">2.4 (1.8) / 2.0 [1.0, 4.0]</w:t>
             </w:r>
           </w:p>
         </w:tc>
@@ -1005,11 +1005,11 @@
                 <w:right w:val="none" w:sz="0" w:space="0" w:color="000000"/>
               </w:pBdr>
               <w:spacing w:after="100" w:before="100" w:line="240"/>
-              <w:ind w:left="300" w:right="100" w:firstLine="0" w:firstLineChars="0"/>
-              <w:rPr>
-                <w:rFonts w:ascii="Helvetica" w:hAnsi="Helvetica" w:eastAsia="Helvetica" w:cs="Helvetica"/>
-                <w:i w:val="false"/>
-                <w:b w:val="false"/>
+              <w:ind w:left="100" w:right="100" w:firstLine="0" w:firstLineChars="0"/>
+              <w:rPr>
+                <w:rFonts w:ascii="Helvetica" w:hAnsi="Helvetica" w:eastAsia="Helvetica" w:cs="Helvetica"/>
+                <w:i w:val="false"/>
+                <w:b w:val="true"/>
                 <w:u w:val="none"/>
                 <w:strike w:val="false"/>
                 <w:sz w:val="22"/>
@@ -1021,14 +1021,14 @@
               <w:rPr>
                 <w:rFonts w:ascii="Helvetica" w:hAnsi="Helvetica" w:eastAsia="Helvetica" w:cs="Helvetica"/>
                 <w:i w:val="false"/>
-                <w:b w:val="false"/>
-                <w:u w:val="none"/>
-                <w:strike w:val="false"/>
-                <w:sz w:val="22"/>
-                <w:szCs w:val="22"/>
-                <w:color w:val="000000"/>
-              </w:rPr>
-              <w:t xml:space="preserve">0</w:t>
+                <w:b w:val="true"/>
+                <w:u w:val="none"/>
+                <w:strike w:val="false"/>
+                <w:sz w:val="22"/>
+                <w:szCs w:val="22"/>
+                <w:color w:val="000000"/>
+              </w:rPr>
+              <w:t xml:space="preserve">Water 5item subscale (0-15)</w:t>
             </w:r>
           </w:p>
         </w:tc>
@@ -1083,927 +1083,7 @@
                 <w:szCs w:val="22"/>
                 <w:color w:val="000000"/>
               </w:rPr>
-              <w:t xml:space="preserve">68 (17%)</w:t>
-            </w:r>
-          </w:p>
-        </w:tc>
-      </w:tr>
-      <w:tr>
-        <w:trPr>
-          <w:trHeight w:val="616" w:hRule="auto"/>
-        </w:trPr>
-        <w:tc>
-          <w:tcPr>
-            <w:tcBorders>
-              <w:bottom w:val="none" w:sz="0" w:space="0" w:color="000000"/>
-              <w:top w:val="none" w:sz="0" w:space="0" w:color="000000"/>
-              <w:left w:val="none" w:sz="0" w:space="0" w:color="000000"/>
-              <w:right w:val="none" w:sz="0" w:space="0" w:color="000000"/>
-            </w:tcBorders>
-            <w:shd w:val="clear" w:color="auto" w:fill="FFFFFF"/>
-            <w:tcMar>
-              <w:top w:w="0" w:type="dxa"/>
-              <w:bottom w:w="0" w:type="dxa"/>
-              <w:left w:w="0" w:type="dxa"/>
-              <w:right w:w="0" w:type="dxa"/>
-            </w:tcMar>
-            <w:vAlign w:val="top"/>
-          </w:tcPr>
-          <w:p>
-            <w:pPr>
-              <w:pStyle w:val="Normal"/>
-              <w:jc w:val="left"/>
-              <w:pBdr>
-                <w:bottom w:val="none" w:sz="0" w:space="0" w:color="000000"/>
-                <w:top w:val="none" w:sz="0" w:space="0" w:color="000000"/>
-                <w:left w:val="none" w:sz="0" w:space="0" w:color="000000"/>
-                <w:right w:val="none" w:sz="0" w:space="0" w:color="000000"/>
-              </w:pBdr>
-              <w:spacing w:after="100" w:before="100" w:line="240"/>
-              <w:ind w:left="300" w:right="100" w:firstLine="0" w:firstLineChars="0"/>
-              <w:rPr>
-                <w:rFonts w:ascii="Helvetica" w:hAnsi="Helvetica" w:eastAsia="Helvetica" w:cs="Helvetica"/>
-                <w:i w:val="false"/>
-                <w:b w:val="false"/>
-                <w:u w:val="none"/>
-                <w:strike w:val="false"/>
-                <w:sz w:val="22"/>
-                <w:szCs w:val="22"/>
-                <w:color w:val="000000"/>
-              </w:rPr>
-            </w:pPr>
-            <w:r>
-              <w:rPr>
-                <w:rFonts w:ascii="Helvetica" w:hAnsi="Helvetica" w:eastAsia="Helvetica" w:cs="Helvetica"/>
-                <w:i w:val="false"/>
-                <w:b w:val="false"/>
-                <w:u w:val="none"/>
-                <w:strike w:val="false"/>
-                <w:sz w:val="22"/>
-                <w:szCs w:val="22"/>
-                <w:color w:val="000000"/>
-              </w:rPr>
-              <w:t xml:space="preserve">1</w:t>
-            </w:r>
-          </w:p>
-        </w:tc>
-        <w:tc>
-          <w:tcPr>
-            <w:tcBorders>
-              <w:bottom w:val="none" w:sz="0" w:space="0" w:color="000000"/>
-              <w:top w:val="none" w:sz="0" w:space="0" w:color="000000"/>
-              <w:left w:val="none" w:sz="0" w:space="0" w:color="000000"/>
-              <w:right w:val="none" w:sz="0" w:space="0" w:color="000000"/>
-            </w:tcBorders>
-            <w:shd w:val="clear" w:color="auto" w:fill="FFFFFF"/>
-            <w:tcMar>
-              <w:top w:w="0" w:type="dxa"/>
-              <w:bottom w:w="0" w:type="dxa"/>
-              <w:left w:w="0" w:type="dxa"/>
-              <w:right w:w="0" w:type="dxa"/>
-            </w:tcMar>
-            <w:vAlign w:val="top"/>
-          </w:tcPr>
-          <w:p>
-            <w:pPr>
-              <w:pStyle w:val="Normal"/>
-              <w:jc w:val="center"/>
-              <w:pBdr>
-                <w:bottom w:val="none" w:sz="0" w:space="0" w:color="000000"/>
-                <w:top w:val="none" w:sz="0" w:space="0" w:color="000000"/>
-                <w:left w:val="none" w:sz="0" w:space="0" w:color="000000"/>
-                <w:right w:val="none" w:sz="0" w:space="0" w:color="000000"/>
-              </w:pBdr>
-              <w:spacing w:after="100" w:before="100" w:line="240"/>
-              <w:ind w:left="100" w:right="100" w:firstLine="0" w:firstLineChars="0"/>
-              <w:rPr>
-                <w:rFonts w:ascii="Helvetica" w:hAnsi="Helvetica" w:eastAsia="Helvetica" w:cs="Helvetica"/>
-                <w:i w:val="false"/>
-                <w:b w:val="false"/>
-                <w:u w:val="none"/>
-                <w:strike w:val="false"/>
-                <w:sz w:val="22"/>
-                <w:szCs w:val="22"/>
-                <w:color w:val="000000"/>
-              </w:rPr>
-            </w:pPr>
-            <w:r>
-              <w:rPr>
-                <w:rFonts w:ascii="Helvetica" w:hAnsi="Helvetica" w:eastAsia="Helvetica" w:cs="Helvetica"/>
-                <w:i w:val="false"/>
-                <w:b w:val="false"/>
-                <w:u w:val="none"/>
-                <w:strike w:val="false"/>
-                <w:sz w:val="22"/>
-                <w:szCs w:val="22"/>
-                <w:color w:val="000000"/>
-              </w:rPr>
-              <w:t xml:space="preserve">68 (17%)</w:t>
-            </w:r>
-          </w:p>
-        </w:tc>
-      </w:tr>
-      <w:tr>
-        <w:trPr>
-          <w:trHeight w:val="616" w:hRule="auto"/>
-        </w:trPr>
-        <w:tc>
-          <w:tcPr>
-            <w:tcBorders>
-              <w:bottom w:val="none" w:sz="0" w:space="0" w:color="000000"/>
-              <w:top w:val="none" w:sz="0" w:space="0" w:color="000000"/>
-              <w:left w:val="none" w:sz="0" w:space="0" w:color="000000"/>
-              <w:right w:val="none" w:sz="0" w:space="0" w:color="000000"/>
-            </w:tcBorders>
-            <w:shd w:val="clear" w:color="auto" w:fill="FFFFFF"/>
-            <w:tcMar>
-              <w:top w:w="0" w:type="dxa"/>
-              <w:bottom w:w="0" w:type="dxa"/>
-              <w:left w:w="0" w:type="dxa"/>
-              <w:right w:w="0" w:type="dxa"/>
-            </w:tcMar>
-            <w:vAlign w:val="top"/>
-          </w:tcPr>
-          <w:p>
-            <w:pPr>
-              <w:pStyle w:val="Normal"/>
-              <w:jc w:val="left"/>
-              <w:pBdr>
-                <w:bottom w:val="none" w:sz="0" w:space="0" w:color="000000"/>
-                <w:top w:val="none" w:sz="0" w:space="0" w:color="000000"/>
-                <w:left w:val="none" w:sz="0" w:space="0" w:color="000000"/>
-                <w:right w:val="none" w:sz="0" w:space="0" w:color="000000"/>
-              </w:pBdr>
-              <w:spacing w:after="100" w:before="100" w:line="240"/>
-              <w:ind w:left="300" w:right="100" w:firstLine="0" w:firstLineChars="0"/>
-              <w:rPr>
-                <w:rFonts w:ascii="Helvetica" w:hAnsi="Helvetica" w:eastAsia="Helvetica" w:cs="Helvetica"/>
-                <w:i w:val="false"/>
-                <w:b w:val="false"/>
-                <w:u w:val="none"/>
-                <w:strike w:val="false"/>
-                <w:sz w:val="22"/>
-                <w:szCs w:val="22"/>
-                <w:color w:val="000000"/>
-              </w:rPr>
-            </w:pPr>
-            <w:r>
-              <w:rPr>
-                <w:rFonts w:ascii="Helvetica" w:hAnsi="Helvetica" w:eastAsia="Helvetica" w:cs="Helvetica"/>
-                <w:i w:val="false"/>
-                <w:b w:val="false"/>
-                <w:u w:val="none"/>
-                <w:strike w:val="false"/>
-                <w:sz w:val="22"/>
-                <w:szCs w:val="22"/>
-                <w:color w:val="000000"/>
-              </w:rPr>
-              <w:t xml:space="preserve">2</w:t>
-            </w:r>
-          </w:p>
-        </w:tc>
-        <w:tc>
-          <w:tcPr>
-            <w:tcBorders>
-              <w:bottom w:val="none" w:sz="0" w:space="0" w:color="000000"/>
-              <w:top w:val="none" w:sz="0" w:space="0" w:color="000000"/>
-              <w:left w:val="none" w:sz="0" w:space="0" w:color="000000"/>
-              <w:right w:val="none" w:sz="0" w:space="0" w:color="000000"/>
-            </w:tcBorders>
-            <w:shd w:val="clear" w:color="auto" w:fill="FFFFFF"/>
-            <w:tcMar>
-              <w:top w:w="0" w:type="dxa"/>
-              <w:bottom w:w="0" w:type="dxa"/>
-              <w:left w:w="0" w:type="dxa"/>
-              <w:right w:w="0" w:type="dxa"/>
-            </w:tcMar>
-            <w:vAlign w:val="top"/>
-          </w:tcPr>
-          <w:p>
-            <w:pPr>
-              <w:pStyle w:val="Normal"/>
-              <w:jc w:val="center"/>
-              <w:pBdr>
-                <w:bottom w:val="none" w:sz="0" w:space="0" w:color="000000"/>
-                <w:top w:val="none" w:sz="0" w:space="0" w:color="000000"/>
-                <w:left w:val="none" w:sz="0" w:space="0" w:color="000000"/>
-                <w:right w:val="none" w:sz="0" w:space="0" w:color="000000"/>
-              </w:pBdr>
-              <w:spacing w:after="100" w:before="100" w:line="240"/>
-              <w:ind w:left="100" w:right="100" w:firstLine="0" w:firstLineChars="0"/>
-              <w:rPr>
-                <w:rFonts w:ascii="Helvetica" w:hAnsi="Helvetica" w:eastAsia="Helvetica" w:cs="Helvetica"/>
-                <w:i w:val="false"/>
-                <w:b w:val="false"/>
-                <w:u w:val="none"/>
-                <w:strike w:val="false"/>
-                <w:sz w:val="22"/>
-                <w:szCs w:val="22"/>
-                <w:color w:val="000000"/>
-              </w:rPr>
-            </w:pPr>
-            <w:r>
-              <w:rPr>
-                <w:rFonts w:ascii="Helvetica" w:hAnsi="Helvetica" w:eastAsia="Helvetica" w:cs="Helvetica"/>
-                <w:i w:val="false"/>
-                <w:b w:val="false"/>
-                <w:u w:val="none"/>
-                <w:strike w:val="false"/>
-                <w:sz w:val="22"/>
-                <w:szCs w:val="22"/>
-                <w:color w:val="000000"/>
-              </w:rPr>
-              <w:t xml:space="preserve">84 (21%)</w:t>
-            </w:r>
-          </w:p>
-        </w:tc>
-      </w:tr>
-      <w:tr>
-        <w:trPr>
-          <w:trHeight w:val="616" w:hRule="auto"/>
-        </w:trPr>
-        <w:tc>
-          <w:tcPr>
-            <w:tcBorders>
-              <w:bottom w:val="none" w:sz="0" w:space="0" w:color="000000"/>
-              <w:top w:val="none" w:sz="0" w:space="0" w:color="000000"/>
-              <w:left w:val="none" w:sz="0" w:space="0" w:color="000000"/>
-              <w:right w:val="none" w:sz="0" w:space="0" w:color="000000"/>
-            </w:tcBorders>
-            <w:shd w:val="clear" w:color="auto" w:fill="FFFFFF"/>
-            <w:tcMar>
-              <w:top w:w="0" w:type="dxa"/>
-              <w:bottom w:w="0" w:type="dxa"/>
-              <w:left w:w="0" w:type="dxa"/>
-              <w:right w:w="0" w:type="dxa"/>
-            </w:tcMar>
-            <w:vAlign w:val="top"/>
-          </w:tcPr>
-          <w:p>
-            <w:pPr>
-              <w:pStyle w:val="Normal"/>
-              <w:jc w:val="left"/>
-              <w:pBdr>
-                <w:bottom w:val="none" w:sz="0" w:space="0" w:color="000000"/>
-                <w:top w:val="none" w:sz="0" w:space="0" w:color="000000"/>
-                <w:left w:val="none" w:sz="0" w:space="0" w:color="000000"/>
-                <w:right w:val="none" w:sz="0" w:space="0" w:color="000000"/>
-              </w:pBdr>
-              <w:spacing w:after="100" w:before="100" w:line="240"/>
-              <w:ind w:left="300" w:right="100" w:firstLine="0" w:firstLineChars="0"/>
-              <w:rPr>
-                <w:rFonts w:ascii="Helvetica" w:hAnsi="Helvetica" w:eastAsia="Helvetica" w:cs="Helvetica"/>
-                <w:i w:val="false"/>
-                <w:b w:val="false"/>
-                <w:u w:val="none"/>
-                <w:strike w:val="false"/>
-                <w:sz w:val="22"/>
-                <w:szCs w:val="22"/>
-                <w:color w:val="000000"/>
-              </w:rPr>
-            </w:pPr>
-            <w:r>
-              <w:rPr>
-                <w:rFonts w:ascii="Helvetica" w:hAnsi="Helvetica" w:eastAsia="Helvetica" w:cs="Helvetica"/>
-                <w:i w:val="false"/>
-                <w:b w:val="false"/>
-                <w:u w:val="none"/>
-                <w:strike w:val="false"/>
-                <w:sz w:val="22"/>
-                <w:szCs w:val="22"/>
-                <w:color w:val="000000"/>
-              </w:rPr>
-              <w:t xml:space="preserve">3</w:t>
-            </w:r>
-          </w:p>
-        </w:tc>
-        <w:tc>
-          <w:tcPr>
-            <w:tcBorders>
-              <w:bottom w:val="none" w:sz="0" w:space="0" w:color="000000"/>
-              <w:top w:val="none" w:sz="0" w:space="0" w:color="000000"/>
-              <w:left w:val="none" w:sz="0" w:space="0" w:color="000000"/>
-              <w:right w:val="none" w:sz="0" w:space="0" w:color="000000"/>
-            </w:tcBorders>
-            <w:shd w:val="clear" w:color="auto" w:fill="FFFFFF"/>
-            <w:tcMar>
-              <w:top w:w="0" w:type="dxa"/>
-              <w:bottom w:w="0" w:type="dxa"/>
-              <w:left w:w="0" w:type="dxa"/>
-              <w:right w:w="0" w:type="dxa"/>
-            </w:tcMar>
-            <w:vAlign w:val="top"/>
-          </w:tcPr>
-          <w:p>
-            <w:pPr>
-              <w:pStyle w:val="Normal"/>
-              <w:jc w:val="center"/>
-              <w:pBdr>
-                <w:bottom w:val="none" w:sz="0" w:space="0" w:color="000000"/>
-                <w:top w:val="none" w:sz="0" w:space="0" w:color="000000"/>
-                <w:left w:val="none" w:sz="0" w:space="0" w:color="000000"/>
-                <w:right w:val="none" w:sz="0" w:space="0" w:color="000000"/>
-              </w:pBdr>
-              <w:spacing w:after="100" w:before="100" w:line="240"/>
-              <w:ind w:left="100" w:right="100" w:firstLine="0" w:firstLineChars="0"/>
-              <w:rPr>
-                <w:rFonts w:ascii="Helvetica" w:hAnsi="Helvetica" w:eastAsia="Helvetica" w:cs="Helvetica"/>
-                <w:i w:val="false"/>
-                <w:b w:val="false"/>
-                <w:u w:val="none"/>
-                <w:strike w:val="false"/>
-                <w:sz w:val="22"/>
-                <w:szCs w:val="22"/>
-                <w:color w:val="000000"/>
-              </w:rPr>
-            </w:pPr>
-            <w:r>
-              <w:rPr>
-                <w:rFonts w:ascii="Helvetica" w:hAnsi="Helvetica" w:eastAsia="Helvetica" w:cs="Helvetica"/>
-                <w:i w:val="false"/>
-                <w:b w:val="false"/>
-                <w:u w:val="none"/>
-                <w:strike w:val="false"/>
-                <w:sz w:val="22"/>
-                <w:szCs w:val="22"/>
-                <w:color w:val="000000"/>
-              </w:rPr>
-              <w:t xml:space="preserve">63 (16%)</w:t>
-            </w:r>
-          </w:p>
-        </w:tc>
-      </w:tr>
-      <w:tr>
-        <w:trPr>
-          <w:trHeight w:val="616" w:hRule="auto"/>
-        </w:trPr>
-        <w:tc>
-          <w:tcPr>
-            <w:tcBorders>
-              <w:bottom w:val="none" w:sz="0" w:space="0" w:color="000000"/>
-              <w:top w:val="none" w:sz="0" w:space="0" w:color="000000"/>
-              <w:left w:val="none" w:sz="0" w:space="0" w:color="000000"/>
-              <w:right w:val="none" w:sz="0" w:space="0" w:color="000000"/>
-            </w:tcBorders>
-            <w:shd w:val="clear" w:color="auto" w:fill="FFFFFF"/>
-            <w:tcMar>
-              <w:top w:w="0" w:type="dxa"/>
-              <w:bottom w:w="0" w:type="dxa"/>
-              <w:left w:w="0" w:type="dxa"/>
-              <w:right w:w="0" w:type="dxa"/>
-            </w:tcMar>
-            <w:vAlign w:val="top"/>
-          </w:tcPr>
-          <w:p>
-            <w:pPr>
-              <w:pStyle w:val="Normal"/>
-              <w:jc w:val="left"/>
-              <w:pBdr>
-                <w:bottom w:val="none" w:sz="0" w:space="0" w:color="000000"/>
-                <w:top w:val="none" w:sz="0" w:space="0" w:color="000000"/>
-                <w:left w:val="none" w:sz="0" w:space="0" w:color="000000"/>
-                <w:right w:val="none" w:sz="0" w:space="0" w:color="000000"/>
-              </w:pBdr>
-              <w:spacing w:after="100" w:before="100" w:line="240"/>
-              <w:ind w:left="300" w:right="100" w:firstLine="0" w:firstLineChars="0"/>
-              <w:rPr>
-                <w:rFonts w:ascii="Helvetica" w:hAnsi="Helvetica" w:eastAsia="Helvetica" w:cs="Helvetica"/>
-                <w:i w:val="false"/>
-                <w:b w:val="false"/>
-                <w:u w:val="none"/>
-                <w:strike w:val="false"/>
-                <w:sz w:val="22"/>
-                <w:szCs w:val="22"/>
-                <w:color w:val="000000"/>
-              </w:rPr>
-            </w:pPr>
-            <w:r>
-              <w:rPr>
-                <w:rFonts w:ascii="Helvetica" w:hAnsi="Helvetica" w:eastAsia="Helvetica" w:cs="Helvetica"/>
-                <w:i w:val="false"/>
-                <w:b w:val="false"/>
-                <w:u w:val="none"/>
-                <w:strike w:val="false"/>
-                <w:sz w:val="22"/>
-                <w:szCs w:val="22"/>
-                <w:color w:val="000000"/>
-              </w:rPr>
-              <w:t xml:space="preserve">4</w:t>
-            </w:r>
-          </w:p>
-        </w:tc>
-        <w:tc>
-          <w:tcPr>
-            <w:tcBorders>
-              <w:bottom w:val="none" w:sz="0" w:space="0" w:color="000000"/>
-              <w:top w:val="none" w:sz="0" w:space="0" w:color="000000"/>
-              <w:left w:val="none" w:sz="0" w:space="0" w:color="000000"/>
-              <w:right w:val="none" w:sz="0" w:space="0" w:color="000000"/>
-            </w:tcBorders>
-            <w:shd w:val="clear" w:color="auto" w:fill="FFFFFF"/>
-            <w:tcMar>
-              <w:top w:w="0" w:type="dxa"/>
-              <w:bottom w:w="0" w:type="dxa"/>
-              <w:left w:w="0" w:type="dxa"/>
-              <w:right w:w="0" w:type="dxa"/>
-            </w:tcMar>
-            <w:vAlign w:val="top"/>
-          </w:tcPr>
-          <w:p>
-            <w:pPr>
-              <w:pStyle w:val="Normal"/>
-              <w:jc w:val="center"/>
-              <w:pBdr>
-                <w:bottom w:val="none" w:sz="0" w:space="0" w:color="000000"/>
-                <w:top w:val="none" w:sz="0" w:space="0" w:color="000000"/>
-                <w:left w:val="none" w:sz="0" w:space="0" w:color="000000"/>
-                <w:right w:val="none" w:sz="0" w:space="0" w:color="000000"/>
-              </w:pBdr>
-              <w:spacing w:after="100" w:before="100" w:line="240"/>
-              <w:ind w:left="100" w:right="100" w:firstLine="0" w:firstLineChars="0"/>
-              <w:rPr>
-                <w:rFonts w:ascii="Helvetica" w:hAnsi="Helvetica" w:eastAsia="Helvetica" w:cs="Helvetica"/>
-                <w:i w:val="false"/>
-                <w:b w:val="false"/>
-                <w:u w:val="none"/>
-                <w:strike w:val="false"/>
-                <w:sz w:val="22"/>
-                <w:szCs w:val="22"/>
-                <w:color w:val="000000"/>
-              </w:rPr>
-            </w:pPr>
-            <w:r>
-              <w:rPr>
-                <w:rFonts w:ascii="Helvetica" w:hAnsi="Helvetica" w:eastAsia="Helvetica" w:cs="Helvetica"/>
-                <w:i w:val="false"/>
-                <w:b w:val="false"/>
-                <w:u w:val="none"/>
-                <w:strike w:val="false"/>
-                <w:sz w:val="22"/>
-                <w:szCs w:val="22"/>
-                <w:color w:val="000000"/>
-              </w:rPr>
-              <w:t xml:space="preserve">58 (15%)</w:t>
-            </w:r>
-          </w:p>
-        </w:tc>
-      </w:tr>
-      <w:tr>
-        <w:trPr>
-          <w:trHeight w:val="616" w:hRule="auto"/>
-        </w:trPr>
-        <w:tc>
-          <w:tcPr>
-            <w:tcBorders>
-              <w:bottom w:val="none" w:sz="0" w:space="0" w:color="000000"/>
-              <w:top w:val="none" w:sz="0" w:space="0" w:color="000000"/>
-              <w:left w:val="none" w:sz="0" w:space="0" w:color="000000"/>
-              <w:right w:val="none" w:sz="0" w:space="0" w:color="000000"/>
-            </w:tcBorders>
-            <w:shd w:val="clear" w:color="auto" w:fill="FFFFFF"/>
-            <w:tcMar>
-              <w:top w:w="0" w:type="dxa"/>
-              <w:bottom w:w="0" w:type="dxa"/>
-              <w:left w:w="0" w:type="dxa"/>
-              <w:right w:w="0" w:type="dxa"/>
-            </w:tcMar>
-            <w:vAlign w:val="top"/>
-          </w:tcPr>
-          <w:p>
-            <w:pPr>
-              <w:pStyle w:val="Normal"/>
-              <w:jc w:val="left"/>
-              <w:pBdr>
-                <w:bottom w:val="none" w:sz="0" w:space="0" w:color="000000"/>
-                <w:top w:val="none" w:sz="0" w:space="0" w:color="000000"/>
-                <w:left w:val="none" w:sz="0" w:space="0" w:color="000000"/>
-                <w:right w:val="none" w:sz="0" w:space="0" w:color="000000"/>
-              </w:pBdr>
-              <w:spacing w:after="100" w:before="100" w:line="240"/>
-              <w:ind w:left="300" w:right="100" w:firstLine="0" w:firstLineChars="0"/>
-              <w:rPr>
-                <w:rFonts w:ascii="Helvetica" w:hAnsi="Helvetica" w:eastAsia="Helvetica" w:cs="Helvetica"/>
-                <w:i w:val="false"/>
-                <w:b w:val="false"/>
-                <w:u w:val="none"/>
-                <w:strike w:val="false"/>
-                <w:sz w:val="22"/>
-                <w:szCs w:val="22"/>
-                <w:color w:val="000000"/>
-              </w:rPr>
-            </w:pPr>
-            <w:r>
-              <w:rPr>
-                <w:rFonts w:ascii="Helvetica" w:hAnsi="Helvetica" w:eastAsia="Helvetica" w:cs="Helvetica"/>
-                <w:i w:val="false"/>
-                <w:b w:val="false"/>
-                <w:u w:val="none"/>
-                <w:strike w:val="false"/>
-                <w:sz w:val="22"/>
-                <w:szCs w:val="22"/>
-                <w:color w:val="000000"/>
-              </w:rPr>
-              <w:t xml:space="preserve">5</w:t>
-            </w:r>
-          </w:p>
-        </w:tc>
-        <w:tc>
-          <w:tcPr>
-            <w:tcBorders>
-              <w:bottom w:val="none" w:sz="0" w:space="0" w:color="000000"/>
-              <w:top w:val="none" w:sz="0" w:space="0" w:color="000000"/>
-              <w:left w:val="none" w:sz="0" w:space="0" w:color="000000"/>
-              <w:right w:val="none" w:sz="0" w:space="0" w:color="000000"/>
-            </w:tcBorders>
-            <w:shd w:val="clear" w:color="auto" w:fill="FFFFFF"/>
-            <w:tcMar>
-              <w:top w:w="0" w:type="dxa"/>
-              <w:bottom w:w="0" w:type="dxa"/>
-              <w:left w:w="0" w:type="dxa"/>
-              <w:right w:w="0" w:type="dxa"/>
-            </w:tcMar>
-            <w:vAlign w:val="top"/>
-          </w:tcPr>
-          <w:p>
-            <w:pPr>
-              <w:pStyle w:val="Normal"/>
-              <w:jc w:val="center"/>
-              <w:pBdr>
-                <w:bottom w:val="none" w:sz="0" w:space="0" w:color="000000"/>
-                <w:top w:val="none" w:sz="0" w:space="0" w:color="000000"/>
-                <w:left w:val="none" w:sz="0" w:space="0" w:color="000000"/>
-                <w:right w:val="none" w:sz="0" w:space="0" w:color="000000"/>
-              </w:pBdr>
-              <w:spacing w:after="100" w:before="100" w:line="240"/>
-              <w:ind w:left="100" w:right="100" w:firstLine="0" w:firstLineChars="0"/>
-              <w:rPr>
-                <w:rFonts w:ascii="Helvetica" w:hAnsi="Helvetica" w:eastAsia="Helvetica" w:cs="Helvetica"/>
-                <w:i w:val="false"/>
-                <w:b w:val="false"/>
-                <w:u w:val="none"/>
-                <w:strike w:val="false"/>
-                <w:sz w:val="22"/>
-                <w:szCs w:val="22"/>
-                <w:color w:val="000000"/>
-              </w:rPr>
-            </w:pPr>
-            <w:r>
-              <w:rPr>
-                <w:rFonts w:ascii="Helvetica" w:hAnsi="Helvetica" w:eastAsia="Helvetica" w:cs="Helvetica"/>
-                <w:i w:val="false"/>
-                <w:b w:val="false"/>
-                <w:u w:val="none"/>
-                <w:strike w:val="false"/>
-                <w:sz w:val="22"/>
-                <w:szCs w:val="22"/>
-                <w:color w:val="000000"/>
-              </w:rPr>
-              <w:t xml:space="preserve">30 (7.6%)</w:t>
-            </w:r>
-          </w:p>
-        </w:tc>
-      </w:tr>
-      <w:tr>
-        <w:trPr>
-          <w:trHeight w:val="616" w:hRule="auto"/>
-        </w:trPr>
-        <w:tc>
-          <w:tcPr>
-            <w:tcBorders>
-              <w:bottom w:val="none" w:sz="0" w:space="0" w:color="000000"/>
-              <w:top w:val="none" w:sz="0" w:space="0" w:color="000000"/>
-              <w:left w:val="none" w:sz="0" w:space="0" w:color="000000"/>
-              <w:right w:val="none" w:sz="0" w:space="0" w:color="000000"/>
-            </w:tcBorders>
-            <w:shd w:val="clear" w:color="auto" w:fill="FFFFFF"/>
-            <w:tcMar>
-              <w:top w:w="0" w:type="dxa"/>
-              <w:bottom w:w="0" w:type="dxa"/>
-              <w:left w:w="0" w:type="dxa"/>
-              <w:right w:w="0" w:type="dxa"/>
-            </w:tcMar>
-            <w:vAlign w:val="top"/>
-          </w:tcPr>
-          <w:p>
-            <w:pPr>
-              <w:pStyle w:val="Normal"/>
-              <w:jc w:val="left"/>
-              <w:pBdr>
-                <w:bottom w:val="none" w:sz="0" w:space="0" w:color="000000"/>
-                <w:top w:val="none" w:sz="0" w:space="0" w:color="000000"/>
-                <w:left w:val="none" w:sz="0" w:space="0" w:color="000000"/>
-                <w:right w:val="none" w:sz="0" w:space="0" w:color="000000"/>
-              </w:pBdr>
-              <w:spacing w:after="100" w:before="100" w:line="240"/>
-              <w:ind w:left="300" w:right="100" w:firstLine="0" w:firstLineChars="0"/>
-              <w:rPr>
-                <w:rFonts w:ascii="Helvetica" w:hAnsi="Helvetica" w:eastAsia="Helvetica" w:cs="Helvetica"/>
-                <w:i w:val="false"/>
-                <w:b w:val="false"/>
-                <w:u w:val="none"/>
-                <w:strike w:val="false"/>
-                <w:sz w:val="22"/>
-                <w:szCs w:val="22"/>
-                <w:color w:val="000000"/>
-              </w:rPr>
-            </w:pPr>
-            <w:r>
-              <w:rPr>
-                <w:rFonts w:ascii="Helvetica" w:hAnsi="Helvetica" w:eastAsia="Helvetica" w:cs="Helvetica"/>
-                <w:i w:val="false"/>
-                <w:b w:val="false"/>
-                <w:u w:val="none"/>
-                <w:strike w:val="false"/>
-                <w:sz w:val="22"/>
-                <w:szCs w:val="22"/>
-                <w:color w:val="000000"/>
-              </w:rPr>
-              <w:t xml:space="preserve">6</w:t>
-            </w:r>
-          </w:p>
-        </w:tc>
-        <w:tc>
-          <w:tcPr>
-            <w:tcBorders>
-              <w:bottom w:val="none" w:sz="0" w:space="0" w:color="000000"/>
-              <w:top w:val="none" w:sz="0" w:space="0" w:color="000000"/>
-              <w:left w:val="none" w:sz="0" w:space="0" w:color="000000"/>
-              <w:right w:val="none" w:sz="0" w:space="0" w:color="000000"/>
-            </w:tcBorders>
-            <w:shd w:val="clear" w:color="auto" w:fill="FFFFFF"/>
-            <w:tcMar>
-              <w:top w:w="0" w:type="dxa"/>
-              <w:bottom w:w="0" w:type="dxa"/>
-              <w:left w:w="0" w:type="dxa"/>
-              <w:right w:w="0" w:type="dxa"/>
-            </w:tcMar>
-            <w:vAlign w:val="top"/>
-          </w:tcPr>
-          <w:p>
-            <w:pPr>
-              <w:pStyle w:val="Normal"/>
-              <w:jc w:val="center"/>
-              <w:pBdr>
-                <w:bottom w:val="none" w:sz="0" w:space="0" w:color="000000"/>
-                <w:top w:val="none" w:sz="0" w:space="0" w:color="000000"/>
-                <w:left w:val="none" w:sz="0" w:space="0" w:color="000000"/>
-                <w:right w:val="none" w:sz="0" w:space="0" w:color="000000"/>
-              </w:pBdr>
-              <w:spacing w:after="100" w:before="100" w:line="240"/>
-              <w:ind w:left="100" w:right="100" w:firstLine="0" w:firstLineChars="0"/>
-              <w:rPr>
-                <w:rFonts w:ascii="Helvetica" w:hAnsi="Helvetica" w:eastAsia="Helvetica" w:cs="Helvetica"/>
-                <w:i w:val="false"/>
-                <w:b w:val="false"/>
-                <w:u w:val="none"/>
-                <w:strike w:val="false"/>
-                <w:sz w:val="22"/>
-                <w:szCs w:val="22"/>
-                <w:color w:val="000000"/>
-              </w:rPr>
-            </w:pPr>
-            <w:r>
-              <w:rPr>
-                <w:rFonts w:ascii="Helvetica" w:hAnsi="Helvetica" w:eastAsia="Helvetica" w:cs="Helvetica"/>
-                <w:i w:val="false"/>
-                <w:b w:val="false"/>
-                <w:u w:val="none"/>
-                <w:strike w:val="false"/>
-                <w:sz w:val="22"/>
-                <w:szCs w:val="22"/>
-                <w:color w:val="000000"/>
-              </w:rPr>
-              <w:t xml:space="preserve">12 (3.1%)</w:t>
-            </w:r>
-          </w:p>
-        </w:tc>
-      </w:tr>
-      <w:tr>
-        <w:trPr>
-          <w:trHeight w:val="616" w:hRule="auto"/>
-        </w:trPr>
-        <w:tc>
-          <w:tcPr>
-            <w:tcBorders>
-              <w:bottom w:val="none" w:sz="0" w:space="0" w:color="000000"/>
-              <w:top w:val="none" w:sz="0" w:space="0" w:color="000000"/>
-              <w:left w:val="none" w:sz="0" w:space="0" w:color="000000"/>
-              <w:right w:val="none" w:sz="0" w:space="0" w:color="000000"/>
-            </w:tcBorders>
-            <w:shd w:val="clear" w:color="auto" w:fill="FFFFFF"/>
-            <w:tcMar>
-              <w:top w:w="0" w:type="dxa"/>
-              <w:bottom w:w="0" w:type="dxa"/>
-              <w:left w:w="0" w:type="dxa"/>
-              <w:right w:w="0" w:type="dxa"/>
-            </w:tcMar>
-            <w:vAlign w:val="top"/>
-          </w:tcPr>
-          <w:p>
-            <w:pPr>
-              <w:pStyle w:val="Normal"/>
-              <w:jc w:val="left"/>
-              <w:pBdr>
-                <w:bottom w:val="none" w:sz="0" w:space="0" w:color="000000"/>
-                <w:top w:val="none" w:sz="0" w:space="0" w:color="000000"/>
-                <w:left w:val="none" w:sz="0" w:space="0" w:color="000000"/>
-                <w:right w:val="none" w:sz="0" w:space="0" w:color="000000"/>
-              </w:pBdr>
-              <w:spacing w:after="100" w:before="100" w:line="240"/>
-              <w:ind w:left="300" w:right="100" w:firstLine="0" w:firstLineChars="0"/>
-              <w:rPr>
-                <w:rFonts w:ascii="Helvetica" w:hAnsi="Helvetica" w:eastAsia="Helvetica" w:cs="Helvetica"/>
-                <w:i w:val="false"/>
-                <w:b w:val="false"/>
-                <w:u w:val="none"/>
-                <w:strike w:val="false"/>
-                <w:sz w:val="22"/>
-                <w:szCs w:val="22"/>
-                <w:color w:val="000000"/>
-              </w:rPr>
-            </w:pPr>
-            <w:r>
-              <w:rPr>
-                <w:rFonts w:ascii="Helvetica" w:hAnsi="Helvetica" w:eastAsia="Helvetica" w:cs="Helvetica"/>
-                <w:i w:val="false"/>
-                <w:b w:val="false"/>
-                <w:u w:val="none"/>
-                <w:strike w:val="false"/>
-                <w:sz w:val="22"/>
-                <w:szCs w:val="22"/>
-                <w:color w:val="000000"/>
-              </w:rPr>
-              <w:t xml:space="preserve">7</w:t>
-            </w:r>
-          </w:p>
-        </w:tc>
-        <w:tc>
-          <w:tcPr>
-            <w:tcBorders>
-              <w:bottom w:val="none" w:sz="0" w:space="0" w:color="000000"/>
-              <w:top w:val="none" w:sz="0" w:space="0" w:color="000000"/>
-              <w:left w:val="none" w:sz="0" w:space="0" w:color="000000"/>
-              <w:right w:val="none" w:sz="0" w:space="0" w:color="000000"/>
-            </w:tcBorders>
-            <w:shd w:val="clear" w:color="auto" w:fill="FFFFFF"/>
-            <w:tcMar>
-              <w:top w:w="0" w:type="dxa"/>
-              <w:bottom w:w="0" w:type="dxa"/>
-              <w:left w:w="0" w:type="dxa"/>
-              <w:right w:w="0" w:type="dxa"/>
-            </w:tcMar>
-            <w:vAlign w:val="top"/>
-          </w:tcPr>
-          <w:p>
-            <w:pPr>
-              <w:pStyle w:val="Normal"/>
-              <w:jc w:val="center"/>
-              <w:pBdr>
-                <w:bottom w:val="none" w:sz="0" w:space="0" w:color="000000"/>
-                <w:top w:val="none" w:sz="0" w:space="0" w:color="000000"/>
-                <w:left w:val="none" w:sz="0" w:space="0" w:color="000000"/>
-                <w:right w:val="none" w:sz="0" w:space="0" w:color="000000"/>
-              </w:pBdr>
-              <w:spacing w:after="100" w:before="100" w:line="240"/>
-              <w:ind w:left="100" w:right="100" w:firstLine="0" w:firstLineChars="0"/>
-              <w:rPr>
-                <w:rFonts w:ascii="Helvetica" w:hAnsi="Helvetica" w:eastAsia="Helvetica" w:cs="Helvetica"/>
-                <w:i w:val="false"/>
-                <w:b w:val="false"/>
-                <w:u w:val="none"/>
-                <w:strike w:val="false"/>
-                <w:sz w:val="22"/>
-                <w:szCs w:val="22"/>
-                <w:color w:val="000000"/>
-              </w:rPr>
-            </w:pPr>
-            <w:r>
-              <w:rPr>
-                <w:rFonts w:ascii="Helvetica" w:hAnsi="Helvetica" w:eastAsia="Helvetica" w:cs="Helvetica"/>
-                <w:i w:val="false"/>
-                <w:b w:val="false"/>
-                <w:u w:val="none"/>
-                <w:strike w:val="false"/>
-                <w:sz w:val="22"/>
-                <w:szCs w:val="22"/>
-                <w:color w:val="000000"/>
-              </w:rPr>
-              <w:t xml:space="preserve">4 (1.0%)</w:t>
-            </w:r>
-          </w:p>
-        </w:tc>
-      </w:tr>
-      <w:tr>
-        <w:trPr>
-          <w:trHeight w:val="616" w:hRule="auto"/>
-        </w:trPr>
-        <w:tc>
-          <w:tcPr>
-            <w:tcBorders>
-              <w:bottom w:val="none" w:sz="0" w:space="0" w:color="000000"/>
-              <w:top w:val="none" w:sz="0" w:space="0" w:color="000000"/>
-              <w:left w:val="none" w:sz="0" w:space="0" w:color="000000"/>
-              <w:right w:val="none" w:sz="0" w:space="0" w:color="000000"/>
-            </w:tcBorders>
-            <w:shd w:val="clear" w:color="auto" w:fill="FFFFFF"/>
-            <w:tcMar>
-              <w:top w:w="0" w:type="dxa"/>
-              <w:bottom w:w="0" w:type="dxa"/>
-              <w:left w:w="0" w:type="dxa"/>
-              <w:right w:w="0" w:type="dxa"/>
-            </w:tcMar>
-            <w:vAlign w:val="top"/>
-          </w:tcPr>
-          <w:p>
-            <w:pPr>
-              <w:pStyle w:val="Normal"/>
-              <w:jc w:val="left"/>
-              <w:pBdr>
-                <w:bottom w:val="none" w:sz="0" w:space="0" w:color="000000"/>
-                <w:top w:val="none" w:sz="0" w:space="0" w:color="000000"/>
-                <w:left w:val="none" w:sz="0" w:space="0" w:color="000000"/>
-                <w:right w:val="none" w:sz="0" w:space="0" w:color="000000"/>
-              </w:pBdr>
-              <w:spacing w:after="100" w:before="100" w:line="240"/>
-              <w:ind w:left="300" w:right="100" w:firstLine="0" w:firstLineChars="0"/>
-              <w:rPr>
-                <w:rFonts w:ascii="Helvetica" w:hAnsi="Helvetica" w:eastAsia="Helvetica" w:cs="Helvetica"/>
-                <w:i w:val="false"/>
-                <w:b w:val="false"/>
-                <w:u w:val="none"/>
-                <w:strike w:val="false"/>
-                <w:sz w:val="22"/>
-                <w:szCs w:val="22"/>
-                <w:color w:val="000000"/>
-              </w:rPr>
-            </w:pPr>
-            <w:r>
-              <w:rPr>
-                <w:rFonts w:ascii="Helvetica" w:hAnsi="Helvetica" w:eastAsia="Helvetica" w:cs="Helvetica"/>
-                <w:i w:val="false"/>
-                <w:b w:val="false"/>
-                <w:u w:val="none"/>
-                <w:strike w:val="false"/>
-                <w:sz w:val="22"/>
-                <w:szCs w:val="22"/>
-                <w:color w:val="000000"/>
-              </w:rPr>
-              <w:t xml:space="preserve">8</w:t>
-            </w:r>
-          </w:p>
-        </w:tc>
-        <w:tc>
-          <w:tcPr>
-            <w:tcBorders>
-              <w:bottom w:val="none" w:sz="0" w:space="0" w:color="000000"/>
-              <w:top w:val="none" w:sz="0" w:space="0" w:color="000000"/>
-              <w:left w:val="none" w:sz="0" w:space="0" w:color="000000"/>
-              <w:right w:val="none" w:sz="0" w:space="0" w:color="000000"/>
-            </w:tcBorders>
-            <w:shd w:val="clear" w:color="auto" w:fill="FFFFFF"/>
-            <w:tcMar>
-              <w:top w:w="0" w:type="dxa"/>
-              <w:bottom w:w="0" w:type="dxa"/>
-              <w:left w:w="0" w:type="dxa"/>
-              <w:right w:w="0" w:type="dxa"/>
-            </w:tcMar>
-            <w:vAlign w:val="top"/>
-          </w:tcPr>
-          <w:p>
-            <w:pPr>
-              <w:pStyle w:val="Normal"/>
-              <w:jc w:val="center"/>
-              <w:pBdr>
-                <w:bottom w:val="none" w:sz="0" w:space="0" w:color="000000"/>
-                <w:top w:val="none" w:sz="0" w:space="0" w:color="000000"/>
-                <w:left w:val="none" w:sz="0" w:space="0" w:color="000000"/>
-                <w:right w:val="none" w:sz="0" w:space="0" w:color="000000"/>
-              </w:pBdr>
-              <w:spacing w:after="100" w:before="100" w:line="240"/>
-              <w:ind w:left="100" w:right="100" w:firstLine="0" w:firstLineChars="0"/>
-              <w:rPr>
-                <w:rFonts w:ascii="Helvetica" w:hAnsi="Helvetica" w:eastAsia="Helvetica" w:cs="Helvetica"/>
-                <w:i w:val="false"/>
-                <w:b w:val="false"/>
-                <w:u w:val="none"/>
-                <w:strike w:val="false"/>
-                <w:sz w:val="22"/>
-                <w:szCs w:val="22"/>
-                <w:color w:val="000000"/>
-              </w:rPr>
-            </w:pPr>
-            <w:r>
-              <w:rPr>
-                <w:rFonts w:ascii="Helvetica" w:hAnsi="Helvetica" w:eastAsia="Helvetica" w:cs="Helvetica"/>
-                <w:i w:val="false"/>
-                <w:b w:val="false"/>
-                <w:u w:val="none"/>
-                <w:strike w:val="false"/>
-                <w:sz w:val="22"/>
-                <w:szCs w:val="22"/>
-                <w:color w:val="000000"/>
-              </w:rPr>
-              <w:t xml:space="preserve">6 (1.5%)</w:t>
+              <w:t xml:space="preserve">3.2 (3.0) / 3.0 [1.0, 5.0]</w:t>
             </w:r>
           </w:p>
         </w:tc>
